--- a/Ibn Bishr's Unwan al-Majd fi Tarikh Najd.docx
+++ b/Ibn Bishr's Unwan al-Majd fi Tarikh Najd.docx
@@ -193,7 +193,7 @@
           <w:lang w:val="en-US"/>
         </w:rPr>
         <w:pict w14:anchorId="2D4D88B7">
-          <v:rect id="_x0000_i1248" style="width:0;height:1.5pt" o:hralign="center" o:hrstd="t" o:hr="t" fillcolor="#a0a0a0" stroked="f"/>
+          <v:rect id="_x0000_i1025" style="width:0;height:1.5pt" o:hralign="center" o:hrstd="t" o:hr="t" fillcolor="#a0a0a0" stroked="f"/>
         </w:pict>
       </w:r>
     </w:p>
@@ -340,7 +340,7 @@
           <w:lang w:val="en-US"/>
         </w:rPr>
         <w:pict w14:anchorId="650CEFA7">
-          <v:rect id="_x0000_i1256" style="width:0;height:1.5pt" o:hralign="center" o:hrstd="t" o:hr="t" fillcolor="#a0a0a0" stroked="f"/>
+          <v:rect id="_x0000_i1026" style="width:0;height:1.5pt" o:hralign="center" o:hrstd="t" o:hr="t" fillcolor="#a0a0a0" stroked="f"/>
         </w:pict>
       </w:r>
     </w:p>
@@ -513,7 +513,7 @@
           <w:lang w:val="en-US"/>
         </w:rPr>
         <w:pict w14:anchorId="3E664F27">
-          <v:rect id="_x0000_i1264" style="width:0;height:1.5pt" o:hralign="center" o:hrstd="t" o:hr="t" fillcolor="#a0a0a0" stroked="f"/>
+          <v:rect id="_x0000_i1027" style="width:0;height:1.5pt" o:hralign="center" o:hrstd="t" o:hr="t" fillcolor="#a0a0a0" stroked="f"/>
         </w:pict>
       </w:r>
     </w:p>
@@ -715,7 +715,7 @@
           <w:lang w:val="en-US"/>
         </w:rPr>
         <w:pict w14:anchorId="51B17C03">
-          <v:rect id="_x0000_i1272" style="width:0;height:1.5pt" o:hralign="center" o:hrstd="t" o:hr="t" fillcolor="#a0a0a0" stroked="f"/>
+          <v:rect id="_x0000_i1028" style="width:0;height:1.5pt" o:hralign="center" o:hrstd="t" o:hr="t" fillcolor="#a0a0a0" stroked="f"/>
         </w:pict>
       </w:r>
     </w:p>
@@ -897,7 +897,7 @@
           <w:lang w:val="en-US"/>
         </w:rPr>
         <w:pict w14:anchorId="177887D8">
-          <v:rect id="_x0000_i1286" style="width:0;height:1.5pt" o:hralign="center" o:hrstd="t" o:hr="t" fillcolor="#a0a0a0" stroked="f"/>
+          <v:rect id="_x0000_i1029" style="width:0;height:1.5pt" o:hralign="center" o:hrstd="t" o:hr="t" fillcolor="#a0a0a0" stroked="f"/>
         </w:pict>
       </w:r>
     </w:p>
@@ -1038,7 +1038,7 @@
           <w:lang w:val="en-US"/>
         </w:rPr>
         <w:pict w14:anchorId="1A34A3C5">
-          <v:rect id="_x0000_i1297" style="width:0;height:1.5pt" o:hralign="center" o:hrstd="t" o:hr="t" fillcolor="#a0a0a0" stroked="f"/>
+          <v:rect id="_x0000_i1030" style="width:0;height:1.5pt" o:hralign="center" o:hrstd="t" o:hr="t" fillcolor="#a0a0a0" stroked="f"/>
         </w:pict>
       </w:r>
     </w:p>
@@ -1228,7 +1228,7 @@
           <w:lang w:val="en-US"/>
         </w:rPr>
         <w:pict w14:anchorId="08C49208">
-          <v:rect id="_x0000_i1305" style="width:0;height:1.5pt" o:hralign="center" o:hrstd="t" o:hr="t" fillcolor="#a0a0a0" stroked="f"/>
+          <v:rect id="_x0000_i1031" style="width:0;height:1.5pt" o:hralign="center" o:hrstd="t" o:hr="t" fillcolor="#a0a0a0" stroked="f"/>
         </w:pict>
       </w:r>
     </w:p>
@@ -1378,7 +1378,7 @@
           <w:lang w:val="en-US"/>
         </w:rPr>
         <w:pict w14:anchorId="754C8D46">
-          <v:rect id="_x0000_i1313" style="width:0;height:1.5pt" o:hralign="center" o:hrstd="t" o:hr="t" fillcolor="#a0a0a0" stroked="f"/>
+          <v:rect id="_x0000_i1032" style="width:0;height:1.5pt" o:hralign="center" o:hrstd="t" o:hr="t" fillcolor="#a0a0a0" stroked="f"/>
         </w:pict>
       </w:r>
     </w:p>
@@ -1493,7 +1493,7 @@
           <w:lang w:val="en-US"/>
         </w:rPr>
         <w:pict w14:anchorId="1E4DC0F1">
-          <v:rect id="_x0000_i1321" style="width:0;height:1.5pt" o:hralign="center" o:hrstd="t" o:hr="t" fillcolor="#a0a0a0" stroked="f"/>
+          <v:rect id="_x0000_i1033" style="width:0;height:1.5pt" o:hralign="center" o:hrstd="t" o:hr="t" fillcolor="#a0a0a0" stroked="f"/>
         </w:pict>
       </w:r>
     </w:p>
@@ -1690,7 +1690,7 @@
           <w:lang w:val="en-US"/>
         </w:rPr>
         <w:pict w14:anchorId="6039E68C">
-          <v:rect id="_x0000_i1329" style="width:0;height:1.5pt" o:hralign="center" o:hrstd="t" o:hr="t" fillcolor="#a0a0a0" stroked="f"/>
+          <v:rect id="_x0000_i1034" style="width:0;height:1.5pt" o:hralign="center" o:hrstd="t" o:hr="t" fillcolor="#a0a0a0" stroked="f"/>
         </w:pict>
       </w:r>
     </w:p>
@@ -1862,7 +1862,7 @@
         </w:rPr>
         <w:lastRenderedPageBreak/>
         <w:pict w14:anchorId="7ABEE3FD">
-          <v:rect id="_x0000_i1337" style="width:0;height:1.5pt" o:hralign="center" o:hrstd="t" o:hr="t" fillcolor="#a0a0a0" stroked="f"/>
+          <v:rect id="_x0000_i1035" style="width:0;height:1.5pt" o:hralign="center" o:hrstd="t" o:hr="t" fillcolor="#a0a0a0" stroked="f"/>
         </w:pict>
       </w:r>
     </w:p>
@@ -2061,7 +2061,7 @@
           <w:lang w:val="en-US"/>
         </w:rPr>
         <w:pict w14:anchorId="084A4E49">
-          <v:rect id="_x0000_i1345" style="width:0;height:1.5pt" o:hralign="center" o:hrstd="t" o:hr="t" fillcolor="#a0a0a0" stroked="f"/>
+          <v:rect id="_x0000_i1036" style="width:0;height:1.5pt" o:hralign="center" o:hrstd="t" o:hr="t" fillcolor="#a0a0a0" stroked="f"/>
         </w:pict>
       </w:r>
     </w:p>
@@ -2325,7 +2325,7 @@
           <w:lang w:val="en-US"/>
         </w:rPr>
         <w:pict w14:anchorId="05BFE5F3">
-          <v:rect id="_x0000_i1353" style="width:0;height:1.5pt" o:hralign="center" o:hrstd="t" o:hr="t" fillcolor="#a0a0a0" stroked="f"/>
+          <v:rect id="_x0000_i1037" style="width:0;height:1.5pt" o:hralign="center" o:hrstd="t" o:hr="t" fillcolor="#a0a0a0" stroked="f"/>
         </w:pict>
       </w:r>
     </w:p>
@@ -2454,7 +2454,7 @@
           <w:lang w:val="en-US"/>
         </w:rPr>
         <w:pict w14:anchorId="78EEF8BE">
-          <v:rect id="_x0000_i1361" style="width:0;height:1.5pt" o:hralign="center" o:hrstd="t" o:hr="t" fillcolor="#a0a0a0" stroked="f"/>
+          <v:rect id="_x0000_i1038" style="width:0;height:1.5pt" o:hralign="center" o:hrstd="t" o:hr="t" fillcolor="#a0a0a0" stroked="f"/>
         </w:pict>
       </w:r>
     </w:p>
@@ -2842,7 +2842,7 @@
           <w:lang w:val="en-US"/>
         </w:rPr>
         <w:pict w14:anchorId="2E9F8397">
-          <v:rect id="_x0000_i1369" style="width:0;height:1.5pt" o:hralign="center" o:hrstd="t" o:hr="t" fillcolor="#a0a0a0" stroked="f"/>
+          <v:rect id="_x0000_i1039" style="width:0;height:1.5pt" o:hralign="center" o:hrstd="t" o:hr="t" fillcolor="#a0a0a0" stroked="f"/>
         </w:pict>
       </w:r>
     </w:p>
@@ -3069,7 +3069,7 @@
           <w:lang w:val="en-US"/>
         </w:rPr>
         <w:pict w14:anchorId="4DFD4E8B">
-          <v:rect id="_x0000_i1377" style="width:0;height:1.5pt" o:hralign="center" o:hrstd="t" o:hr="t" fillcolor="#a0a0a0" stroked="f"/>
+          <v:rect id="_x0000_i1040" style="width:0;height:1.5pt" o:hralign="center" o:hrstd="t" o:hr="t" fillcolor="#a0a0a0" stroked="f"/>
         </w:pict>
       </w:r>
     </w:p>
@@ -3252,7 +3252,7 @@
           <w:lang w:val="en-US"/>
         </w:rPr>
         <w:pict w14:anchorId="27F444DD">
-          <v:rect id="_x0000_i1385" style="width:0;height:1.5pt" o:hralign="center" o:hrstd="t" o:hr="t" fillcolor="#a0a0a0" stroked="f"/>
+          <v:rect id="_x0000_i1041" style="width:0;height:1.5pt" o:hralign="center" o:hrstd="t" o:hr="t" fillcolor="#a0a0a0" stroked="f"/>
         </w:pict>
       </w:r>
     </w:p>
@@ -3538,7 +3538,7 @@
           <w:lang w:val="en-US"/>
         </w:rPr>
         <w:pict w14:anchorId="5C4DD6C6">
-          <v:rect id="_x0000_i1393" style="width:0;height:1.5pt" o:hralign="center" o:hrstd="t" o:hr="t" fillcolor="#a0a0a0" stroked="f"/>
+          <v:rect id="_x0000_i1042" style="width:0;height:1.5pt" o:hralign="center" o:hrstd="t" o:hr="t" fillcolor="#a0a0a0" stroked="f"/>
         </w:pict>
       </w:r>
     </w:p>
@@ -3706,7 +3706,7 @@
           <w:lang w:val="en-US"/>
         </w:rPr>
         <w:pict w14:anchorId="708E9F81">
-          <v:rect id="_x0000_i1401" style="width:0;height:1.5pt" o:hralign="center" o:hrstd="t" o:hr="t" fillcolor="#a0a0a0" stroked="f"/>
+          <v:rect id="_x0000_i1043" style="width:0;height:1.5pt" o:hralign="center" o:hrstd="t" o:hr="t" fillcolor="#a0a0a0" stroked="f"/>
         </w:pict>
       </w:r>
     </w:p>
@@ -3914,7 +3914,7 @@
           <w:lang w:val="en-US"/>
         </w:rPr>
         <w:pict w14:anchorId="3E4F9AAE">
-          <v:rect id="_x0000_i1409" style="width:0;height:1.5pt" o:hralign="center" o:hrstd="t" o:hr="t" fillcolor="#a0a0a0" stroked="f"/>
+          <v:rect id="_x0000_i1044" style="width:0;height:1.5pt" o:hralign="center" o:hrstd="t" o:hr="t" fillcolor="#a0a0a0" stroked="f"/>
         </w:pict>
       </w:r>
     </w:p>
@@ -4068,7 +4068,7 @@
           <w:lang w:val="en-US"/>
         </w:rPr>
         <w:pict w14:anchorId="4EBA8714">
-          <v:rect id="_x0000_i1417" style="width:0;height:1.5pt" o:hralign="center" o:hrstd="t" o:hr="t" fillcolor="#a0a0a0" stroked="f"/>
+          <v:rect id="_x0000_i1045" style="width:0;height:1.5pt" o:hralign="center" o:hrstd="t" o:hr="t" fillcolor="#a0a0a0" stroked="f"/>
         </w:pict>
       </w:r>
     </w:p>
@@ -4353,7 +4353,7 @@
           <w:lang w:val="en-US"/>
         </w:rPr>
         <w:pict w14:anchorId="38B2CB07">
-          <v:rect id="_x0000_i1425" style="width:0;height:1.5pt" o:hralign="center" o:hrstd="t" o:hr="t" fillcolor="#a0a0a0" stroked="f"/>
+          <v:rect id="_x0000_i1046" style="width:0;height:1.5pt" o:hralign="center" o:hrstd="t" o:hr="t" fillcolor="#a0a0a0" stroked="f"/>
         </w:pict>
       </w:r>
     </w:p>
@@ -4575,7 +4575,7 @@
           <w:lang w:val="en-US"/>
         </w:rPr>
         <w:pict w14:anchorId="2C1C874E">
-          <v:rect id="_x0000_i1433" style="width:0;height:1.5pt" o:hralign="center" o:hrstd="t" o:hr="t" fillcolor="#a0a0a0" stroked="f"/>
+          <v:rect id="_x0000_i1047" style="width:0;height:1.5pt" o:hralign="center" o:hrstd="t" o:hr="t" fillcolor="#a0a0a0" stroked="f"/>
         </w:pict>
       </w:r>
     </w:p>
@@ -4806,7 +4806,7 @@
           <w:lang w:val="en-US"/>
         </w:rPr>
         <w:pict w14:anchorId="20E173B9">
-          <v:rect id="_x0000_i1441" style="width:0;height:1.5pt" o:hralign="center" o:hrstd="t" o:hr="t" fillcolor="#a0a0a0" stroked="f"/>
+          <v:rect id="_x0000_i1048" style="width:0;height:1.5pt" o:hralign="center" o:hrstd="t" o:hr="t" fillcolor="#a0a0a0" stroked="f"/>
         </w:pict>
       </w:r>
     </w:p>
@@ -5031,7 +5031,7 @@
           <w:lang w:val="en-US"/>
         </w:rPr>
         <w:pict w14:anchorId="2287AEE1">
-          <v:rect id="_x0000_i1449" style="width:0;height:1.5pt" o:hralign="center" o:hrstd="t" o:hr="t" fillcolor="#a0a0a0" stroked="f"/>
+          <v:rect id="_x0000_i1049" style="width:0;height:1.5pt" o:hralign="center" o:hrstd="t" o:hr="t" fillcolor="#a0a0a0" stroked="f"/>
         </w:pict>
       </w:r>
     </w:p>
@@ -5225,7 +5225,7 @@
           <w:lang w:val="en-US"/>
         </w:rPr>
         <w:pict w14:anchorId="4A40D244">
-          <v:rect id="_x0000_i1457" style="width:0;height:1.5pt" o:hralign="center" o:hrstd="t" o:hr="t" fillcolor="#a0a0a0" stroked="f"/>
+          <v:rect id="_x0000_i1050" style="width:0;height:1.5pt" o:hralign="center" o:hrstd="t" o:hr="t" fillcolor="#a0a0a0" stroked="f"/>
         </w:pict>
       </w:r>
     </w:p>
@@ -5509,7 +5509,7 @@
           <w:lang w:val="en-US"/>
         </w:rPr>
         <w:pict w14:anchorId="6172BCC2">
-          <v:rect id="_x0000_i1465" style="width:0;height:1.5pt" o:hralign="center" o:hrstd="t" o:hr="t" fillcolor="#a0a0a0" stroked="f"/>
+          <v:rect id="_x0000_i1051" style="width:0;height:1.5pt" o:hralign="center" o:hrstd="t" o:hr="t" fillcolor="#a0a0a0" stroked="f"/>
         </w:pict>
       </w:r>
     </w:p>
@@ -5760,7 +5760,7 @@
           <w:lang w:val="en-US"/>
         </w:rPr>
         <w:pict w14:anchorId="0790F42D">
-          <v:rect id="_x0000_i1473" style="width:0;height:1.5pt" o:hralign="center" o:hrstd="t" o:hr="t" fillcolor="#a0a0a0" stroked="f"/>
+          <v:rect id="_x0000_i1052" style="width:0;height:1.5pt" o:hralign="center" o:hrstd="t" o:hr="t" fillcolor="#a0a0a0" stroked="f"/>
         </w:pict>
       </w:r>
     </w:p>
@@ -5966,7 +5966,7 @@
           <w:lang w:val="en-US"/>
         </w:rPr>
         <w:pict w14:anchorId="5FA32730">
-          <v:rect id="_x0000_i1481" style="width:0;height:1.5pt" o:hralign="center" o:hrstd="t" o:hr="t" fillcolor="#a0a0a0" stroked="f"/>
+          <v:rect id="_x0000_i1053" style="width:0;height:1.5pt" o:hralign="center" o:hrstd="t" o:hr="t" fillcolor="#a0a0a0" stroked="f"/>
         </w:pict>
       </w:r>
     </w:p>
@@ -6159,7 +6159,7 @@
           <w:lang w:val="en-US"/>
         </w:rPr>
         <w:pict w14:anchorId="16751879">
-          <v:rect id="_x0000_i1489" style="width:0;height:1.5pt" o:hralign="center" o:hrstd="t" o:hr="t" fillcolor="#a0a0a0" stroked="f"/>
+          <v:rect id="_x0000_i1054" style="width:0;height:1.5pt" o:hralign="center" o:hrstd="t" o:hr="t" fillcolor="#a0a0a0" stroked="f"/>
         </w:pict>
       </w:r>
     </w:p>
@@ -6348,7 +6348,7 @@
           <w:lang w:val="en-US"/>
         </w:rPr>
         <w:pict w14:anchorId="66E314E3">
-          <v:rect id="_x0000_i1497" style="width:0;height:1.5pt" o:hralign="center" o:hrstd="t" o:hr="t" fillcolor="#a0a0a0" stroked="f"/>
+          <v:rect id="_x0000_i1055" style="width:0;height:1.5pt" o:hralign="center" o:hrstd="t" o:hr="t" fillcolor="#a0a0a0" stroked="f"/>
         </w:pict>
       </w:r>
     </w:p>
@@ -6368,13 +6368,41 @@
           <w:bCs/>
           <w:lang w:val="en-US"/>
         </w:rPr>
-        <w:t>The Regrouping at Al-Mudaïbigh:</w:t>
-      </w:r>
-      <w:r>
-        <w:rPr>
-          <w:lang w:val="en-US"/>
-        </w:rPr>
-        <w:t xml:space="preserve"> The surviving defenders of Diriyah regroup and build a secondary line of defenses. The author notes that he details the breakdown of these final factions in his supplementary book, </w:t>
+        <w:t>The</w:t>
+      </w:r>
+      <w:r>
+        <w:rPr>
+          <w:b/>
+          <w:bCs/>
+          <w:lang w:val="en-US"/>
+        </w:rPr>
+        <w:t>trt</w:t>
+      </w:r>
+      <w:r>
+        <w:rPr>
+          <w:b/>
+          <w:bCs/>
+          <w:lang w:val="en-US"/>
+        </w:rPr>
+        <w:t xml:space="preserve"> Regrouping at Al-Mudaïbigh:</w:t>
+      </w:r>
+      <w:r>
+        <w:rPr>
+          <w:lang w:val="en-US"/>
+        </w:rPr>
+        <w:t xml:space="preserve"> T</w:t>
+      </w:r>
+      <w:r>
+        <w:rPr>
+          <w:lang w:val="en-US"/>
+        </w:rPr>
+        <w:t>at</w:t>
+      </w:r>
+      <w:r>
+        <w:rPr>
+          <w:lang w:val="en-US"/>
+        </w:rPr>
+        <w:t xml:space="preserve">he surviving defenders of Diriyah regroup and build a secondary line of defenses. The author notes that he details the breakdown of these final factions in his supplementary book, </w:t>
       </w:r>
       <w:r>
         <w:rPr>
@@ -6551,7 +6579,7 @@
           <w:lang w:val="en-US"/>
         </w:rPr>
         <w:pict w14:anchorId="5C854099">
-          <v:rect id="_x0000_i1505" style="width:0;height:1.5pt" o:hralign="center" o:hrstd="t" o:hr="t" fillcolor="#a0a0a0" stroked="f"/>
+          <v:rect id="_x0000_i1056" style="width:0;height:1.5pt" o:hralign="center" o:hrstd="t" o:hr="t" fillcolor="#a0a0a0" stroked="f"/>
         </w:pict>
       </w:r>
     </w:p>
@@ -6733,7 +6761,7 @@
           <w:lang w:val="en-US"/>
         </w:rPr>
         <w:pict w14:anchorId="41CC34BC">
-          <v:rect id="_x0000_i1513" style="width:0;height:1.5pt" o:hralign="center" o:hrstd="t" o:hr="t" fillcolor="#a0a0a0" stroked="f"/>
+          <v:rect id="_x0000_i1057" style="width:0;height:1.5pt" o:hralign="center" o:hrstd="t" o:hr="t" fillcolor="#a0a0a0" stroked="f"/>
         </w:pict>
       </w:r>
     </w:p>
@@ -6927,7 +6955,7 @@
           <w:lang w:val="en-US"/>
         </w:rPr>
         <w:pict w14:anchorId="05D7BF1A">
-          <v:rect id="_x0000_i1521" style="width:0;height:1.5pt" o:hralign="center" o:hrstd="t" o:hr="t" fillcolor="#a0a0a0" stroked="f"/>
+          <v:rect id="_x0000_i1058" style="width:0;height:1.5pt" o:hralign="center" o:hrstd="t" o:hr="t" fillcolor="#a0a0a0" stroked="f"/>
         </w:pict>
       </w:r>
     </w:p>
@@ -7112,7 +7140,7 @@
           <w:lang w:val="en-US"/>
         </w:rPr>
         <w:pict w14:anchorId="14A7205E">
-          <v:rect id="_x0000_i1529" style="width:0;height:1.5pt" o:hralign="center" o:hrstd="t" o:hr="t" fillcolor="#a0a0a0" stroked="f"/>
+          <v:rect id="_x0000_i1059" style="width:0;height:1.5pt" o:hralign="center" o:hrstd="t" o:hr="t" fillcolor="#a0a0a0" stroked="f"/>
         </w:pict>
       </w:r>
     </w:p>
@@ -7409,7 +7437,7 @@
           <w:lang w:val="en-US"/>
         </w:rPr>
         <w:pict w14:anchorId="29BD4753">
-          <v:rect id="_x0000_i1550" style="width:0;height:1.5pt" o:hralign="center" o:hrstd="t" o:hr="t" fillcolor="#a0a0a0" stroked="f"/>
+          <v:rect id="_x0000_i1060" style="width:0;height:1.5pt" o:hralign="center" o:hrstd="t" o:hr="t" fillcolor="#a0a0a0" stroked="f"/>
         </w:pict>
       </w:r>
     </w:p>
@@ -7591,7 +7619,7 @@
           <w:lang w:val="en-US"/>
         </w:rPr>
         <w:pict w14:anchorId="40A76055">
-          <v:rect id="_x0000_i1561" style="width:0;height:1.5pt" o:hralign="center" o:hrstd="t" o:hr="t" fillcolor="#a0a0a0" stroked="f"/>
+          <v:rect id="_x0000_i1061" style="width:0;height:1.5pt" o:hralign="center" o:hrstd="t" o:hr="t" fillcolor="#a0a0a0" stroked="f"/>
         </w:pict>
       </w:r>
     </w:p>
@@ -14748,6 +14776,7 @@
   <w:style w:type="character" w:default="1" w:styleId="DefaultParagraphFont">
     <w:name w:val="Default Paragraph Font"/>
     <w:uiPriority w:val="1"/>
+    <w:semiHidden/>
     <w:unhideWhenUsed/>
   </w:style>
   <w:style w:type="table" w:default="1" w:styleId="TableNormal">
